--- a/Faculdade/Plano-de-Trabalho.docx
+++ b/Faculdade/Plano-de-Trabalho.docx
@@ -255,7 +255,7 @@
                 <w:szCs w:val="24"/>
                 <w:lang w:val="pt-BR"/>
               </w:rPr>
-              <w:t>Larissa Viana Macedo</w:t>
+              <w:t>Tarcísio José Martins Ribeiro</w:t>
             </w:r>
             <w:r>
               <w:rPr>
@@ -347,7 +347,15 @@
                 <w:szCs w:val="24"/>
                 <w:lang w:val="pt-BR"/>
               </w:rPr>
-              <w:t>21291</w:t>
+              <w:t>2</w:t>
+            </w:r>
+            <w:r>
+              <w:rPr>
+                <w:sz w:val="24"/>
+                <w:szCs w:val="24"/>
+                <w:lang w:val="pt-BR"/>
+              </w:rPr>
+              <w:t>0382</w:t>
             </w:r>
             <w:r>
               <w:rPr>
@@ -803,7 +811,7 @@
                 <w:szCs w:val="24"/>
                 <w:lang w:val="pt-BR"/>
               </w:rPr>
-              <w:t>16</w:t>
+              <w:t>35</w:t>
             </w:r>
             <w:r>
               <w:rPr>
@@ -868,7 +876,16 @@
                 <w:szCs w:val="24"/>
                 <w:lang w:val="pt-BR"/>
               </w:rPr>
-              <w:t>99168-0835</w:t>
+              <w:t>99</w:t>
+            </w:r>
+            <w:r>
+              <w:rPr>
+                <w:noProof/>
+                <w:sz w:val="24"/>
+                <w:szCs w:val="24"/>
+                <w:lang w:val="pt-BR"/>
+              </w:rPr>
+              <w:t>949-0239</w:t>
             </w:r>
             <w:r>
               <w:rPr>
@@ -962,7 +979,16 @@
                 <w:szCs w:val="24"/>
                 <w:lang w:val="pt-BR"/>
               </w:rPr>
-              <w:t>larissinha0507@gmail.com</w:t>
+              <w:t>tarcisio.ribeiro.1840@hot</w:t>
+            </w:r>
+            <w:r>
+              <w:rPr>
+                <w:noProof/>
+                <w:sz w:val="24"/>
+                <w:szCs w:val="24"/>
+                <w:lang w:val="pt-BR"/>
+              </w:rPr>
+              <w:t>mail.com</w:t>
             </w:r>
             <w:r>
               <w:rPr>
@@ -1067,7 +1093,7 @@
                 <w:szCs w:val="24"/>
                 <w:lang w:val="pt-BR"/>
               </w:rPr>
-              <w:t>Decimus Serviços em Tecnologia Sociedade</w:t>
+              <w:t>Telluria Tecnologia S/A</w:t>
             </w:r>
             <w:r>
               <w:rPr>
@@ -1160,7 +1186,7 @@
                 <w:szCs w:val="24"/>
                 <w:lang w:val="pt-BR"/>
               </w:rPr>
-              <w:t>Desenvolvimento e licenciamento de programas de computador customizáveis</w:t>
+              <w:t>Desenvolvimento e licenciamento de programas de computador</w:t>
             </w:r>
             <w:r>
               <w:rPr>
@@ -1253,7 +1279,7 @@
                 <w:szCs w:val="24"/>
                 <w:lang w:val="pt-BR"/>
               </w:rPr>
-              <w:t>Luan Felipe Cintra Wüst</w:t>
+              <w:t>Marcos Roberto</w:t>
             </w:r>
             <w:r>
               <w:rPr>
@@ -1346,7 +1372,15 @@
                 <w:szCs w:val="24"/>
                 <w:lang w:val="pt-BR"/>
               </w:rPr>
-              <w:t>(16)3722-0077</w:t>
+              <w:t>(</w:t>
+            </w:r>
+            <w:r>
+              <w:rPr>
+                <w:sz w:val="24"/>
+                <w:szCs w:val="24"/>
+                <w:lang w:val="pt-BR"/>
+              </w:rPr>
+              <w:t>xx)-00000-0000</w:t>
             </w:r>
             <w:r>
               <w:rPr>
@@ -1443,7 +1477,7 @@
                 <w:szCs w:val="24"/>
                 <w:lang w:val="pt-BR"/>
               </w:rPr>
-              <w:t>luan.wust@audtax.com.br</w:t>
+              <w:t>l</w:t>
             </w:r>
             <w:r>
               <w:rPr>
@@ -2051,7 +2085,23 @@
                 <w:szCs w:val="24"/>
                 <w:lang w:val="pt-BR"/>
               </w:rPr>
-              <w:t xml:space="preserve"> de bugs.</w:t>
+              <w:t xml:space="preserve"> de </w:t>
+            </w:r>
+            <w:r>
+              <w:rPr>
+                <w:sz w:val="24"/>
+                <w:szCs w:val="24"/>
+                <w:lang w:val="pt-BR"/>
+              </w:rPr>
+              <w:t>erros</w:t>
+            </w:r>
+            <w:r>
+              <w:rPr>
+                <w:sz w:val="24"/>
+                <w:szCs w:val="24"/>
+                <w:lang w:val="pt-BR"/>
+              </w:rPr>
+              <w:t>.</w:t>
             </w:r>
             <w:r>
               <w:rPr>
@@ -2181,33 +2231,15 @@
                 <w:szCs w:val="24"/>
                 <w:lang w:val="pt-BR"/>
               </w:rPr>
-              <w:t>crito no quadro em anexo? Sim</w:t>
-            </w:r>
-            <w:proofErr w:type="gramStart"/>
-            <w:r>
-              <w:rPr>
-                <w:sz w:val="24"/>
-                <w:szCs w:val="24"/>
-                <w:lang w:val="pt-BR"/>
-              </w:rPr>
-              <w:t xml:space="preserve">  </w:t>
-            </w:r>
-            <w:r>
-              <w:rPr>
-                <w:sz w:val="24"/>
-                <w:szCs w:val="24"/>
-                <w:lang w:val="pt-BR"/>
-              </w:rPr>
-              <w:t xml:space="preserve"> (</w:t>
-            </w:r>
-            <w:proofErr w:type="gramEnd"/>
-            <w:r>
-              <w:rPr>
-                <w:sz w:val="24"/>
-                <w:szCs w:val="24"/>
-                <w:lang w:val="pt-BR"/>
-              </w:rPr>
-              <w:t xml:space="preserve">      )     Não   (      )     </w:t>
+              <w:t xml:space="preserve">crito no quadro em anexo? Sim  </w:t>
+            </w:r>
+            <w:r>
+              <w:rPr>
+                <w:sz w:val="24"/>
+                <w:szCs w:val="24"/>
+                <w:lang w:val="pt-BR"/>
+              </w:rPr>
+              <w:t xml:space="preserve"> (      )     Não   (      )     </w:t>
             </w:r>
           </w:p>
           <w:p>
@@ -2269,25 +2301,7 @@
                 <w:szCs w:val="24"/>
                 <w:lang w:val="pt-BR"/>
               </w:rPr>
-              <w:t xml:space="preserve">  Sim</w:t>
-            </w:r>
-            <w:proofErr w:type="gramStart"/>
-            <w:r>
-              <w:rPr>
-                <w:sz w:val="24"/>
-                <w:szCs w:val="24"/>
-                <w:lang w:val="pt-BR"/>
-              </w:rPr>
-              <w:t xml:space="preserve">   (</w:t>
-            </w:r>
-            <w:proofErr w:type="gramEnd"/>
-            <w:r>
-              <w:rPr>
-                <w:sz w:val="24"/>
-                <w:szCs w:val="24"/>
-                <w:lang w:val="pt-BR"/>
-              </w:rPr>
-              <w:t xml:space="preserve">      )    Não (      </w:t>
+              <w:t xml:space="preserve">  Sim   (      )    Não (      </w:t>
             </w:r>
             <w:r>
               <w:rPr>
@@ -2941,7 +2955,25 @@
                 <w:szCs w:val="24"/>
                 <w:lang w:val="pt-BR"/>
               </w:rPr>
-              <w:t>Correção de bugs e consultas em Bancos de Dados</w:t>
+              <w:t xml:space="preserve">Correção de </w:t>
+            </w:r>
+            <w:r>
+              <w:rPr>
+                <w:noProof/>
+                <w:sz w:val="24"/>
+                <w:szCs w:val="24"/>
+                <w:lang w:val="pt-BR"/>
+              </w:rPr>
+              <w:t>erros</w:t>
+            </w:r>
+            <w:r>
+              <w:rPr>
+                <w:noProof/>
+                <w:sz w:val="24"/>
+                <w:szCs w:val="24"/>
+                <w:lang w:val="pt-BR"/>
+              </w:rPr>
+              <w:t xml:space="preserve"> e consultas em Bancos de Dados</w:t>
             </w:r>
             <w:r>
               <w:rPr>

--- a/Faculdade/Plano-de-Trabalho.docx
+++ b/Faculdade/Plano-de-Trabalho.docx
@@ -1,6 +1,6 @@
 
 <file path=word/document.xml><?xml version="1.0" encoding="utf-8"?>
-<w:document xmlns:wpc="http://schemas.microsoft.com/office/word/2010/wordprocessingCanvas" xmlns:cx="http://schemas.microsoft.com/office/drawing/2014/chartex" xmlns:cx1="http://schemas.microsoft.com/office/drawing/2015/9/8/chartex" xmlns:cx2="http://schemas.microsoft.com/office/drawing/2015/10/21/chartex" xmlns:cx3="http://schemas.microsoft.com/office/drawing/2016/5/9/chartex" xmlns:cx4="http://schemas.microsoft.com/office/drawing/2016/5/10/chartex" xmlns:cx5="http://schemas.microsoft.com/office/drawing/2016/5/11/chartex" xmlns:cx6="http://schemas.microsoft.com/office/drawing/2016/5/12/chartex" xmlns:cx7="http://schemas.microsoft.com/office/drawing/2016/5/13/chartex" xmlns:cx8="http://schemas.microsoft.com/office/drawing/2016/5/14/chartex" xmlns:mc="http://schemas.openxmlformats.org/markup-compatibility/2006" xmlns:aink="http://schemas.microsoft.com/office/drawing/2016/ink" xmlns:am3d="http://schemas.microsoft.com/office/drawing/2017/model3d" xmlns:o="urn:schemas-microsoft-com:office:office" xmlns:r="http://schemas.openxmlformats.org/officeDocument/2006/relationships" xmlns:m="http://schemas.openxmlformats.org/officeDocument/2006/math" xmlns:v="urn:schemas-microsoft-com:vml" xmlns:wp14="http://schemas.microsoft.com/office/word/2010/wordprocessingDrawing" xmlns:wp="http://schemas.openxmlformats.org/drawingml/2006/wordprocessingDrawing" xmlns:w10="urn:schemas-microsoft-com:office:word" xmlns:w="http://schemas.openxmlformats.org/wordprocessingml/2006/main" xmlns:w14="http://schemas.microsoft.com/office/word/2010/wordml" xmlns:w15="http://schemas.microsoft.com/office/word/2012/wordml" xmlns:w16cex="http://schemas.microsoft.com/office/word/2018/wordml/cex" xmlns:w16cid="http://schemas.microsoft.com/office/word/2016/wordml/cid" xmlns:w16="http://schemas.microsoft.com/office/word/2018/wordml" xmlns:w16sdtdh="http://schemas.microsoft.com/office/word/2020/wordml/sdtdatahash" xmlns:w16se="http://schemas.microsoft.com/office/word/2015/wordml/symex" xmlns:wpg="http://schemas.microsoft.com/office/word/2010/wordprocessingGroup" xmlns:wpi="http://schemas.microsoft.com/office/word/2010/wordprocessingInk" xmlns:wne="http://schemas.microsoft.com/office/word/2006/wordml" xmlns:wps="http://schemas.microsoft.com/office/word/2010/wordprocessingShape" mc:Ignorable="w14 w15 w16se w16cid w16 w16cex w16sdtdh wp14">
+<w:document xmlns:wpc="http://schemas.microsoft.com/office/word/2010/wordprocessingCanvas" xmlns:cx="http://schemas.microsoft.com/office/drawing/2014/chartex" xmlns:cx1="http://schemas.microsoft.com/office/drawing/2015/9/8/chartex" xmlns:cx2="http://schemas.microsoft.com/office/drawing/2015/10/21/chartex" xmlns:cx3="http://schemas.microsoft.com/office/drawing/2016/5/9/chartex" xmlns:cx4="http://schemas.microsoft.com/office/drawing/2016/5/10/chartex" xmlns:cx5="http://schemas.microsoft.com/office/drawing/2016/5/11/chartex" xmlns:cx6="http://schemas.microsoft.com/office/drawing/2016/5/12/chartex" xmlns:cx7="http://schemas.microsoft.com/office/drawing/2016/5/13/chartex" xmlns:cx8="http://schemas.microsoft.com/office/drawing/2016/5/14/chartex" xmlns:mc="http://schemas.openxmlformats.org/markup-compatibility/2006" xmlns:aink="http://schemas.microsoft.com/office/drawing/2016/ink" xmlns:am3d="http://schemas.microsoft.com/office/drawing/2017/model3d" xmlns:o="urn:schemas-microsoft-com:office:office" xmlns:oel="http://schemas.microsoft.com/office/2019/extlst" xmlns:r="http://schemas.openxmlformats.org/officeDocument/2006/relationships" xmlns:m="http://schemas.openxmlformats.org/officeDocument/2006/math" xmlns:v="urn:schemas-microsoft-com:vml" xmlns:wp14="http://schemas.microsoft.com/office/word/2010/wordprocessingDrawing" xmlns:wp="http://schemas.openxmlformats.org/drawingml/2006/wordprocessingDrawing" xmlns:w10="urn:schemas-microsoft-com:office:word" xmlns:w="http://schemas.openxmlformats.org/wordprocessingml/2006/main" xmlns:w14="http://schemas.microsoft.com/office/word/2010/wordml" xmlns:w15="http://schemas.microsoft.com/office/word/2012/wordml" xmlns:w16cex="http://schemas.microsoft.com/office/word/2018/wordml/cex" xmlns:w16cid="http://schemas.microsoft.com/office/word/2016/wordml/cid" xmlns:w16="http://schemas.microsoft.com/office/word/2018/wordml" xmlns:w16sdtdh="http://schemas.microsoft.com/office/word/2020/wordml/sdtdatahash" xmlns:w16se="http://schemas.microsoft.com/office/word/2015/wordml/symex" xmlns:wpg="http://schemas.microsoft.com/office/word/2010/wordprocessingGroup" xmlns:wpi="http://schemas.microsoft.com/office/word/2010/wordprocessingInk" xmlns:wne="http://schemas.microsoft.com/office/word/2006/wordml" xmlns:wps="http://schemas.microsoft.com/office/word/2010/wordprocessingShape" mc:Ignorable="w14 w15 w16se w16cid w16 w16cex w16sdtdh wp14">
   <w:body>
     <w:sdt>
       <w:sdtPr>
@@ -11,6 +11,7 @@
           <w:lang w:val="pt-BR"/>
         </w:rPr>
         <w:id w:val="844362559"/>
+        <w:showingPlcHdr/>
         <w:picture/>
       </w:sdtPr>
       <w:sdtEndPr/>
@@ -33,13 +34,13 @@
               <w:color w:val="FF0000"/>
               <w:sz w:val="24"/>
               <w:szCs w:val="24"/>
-              <w:lang w:val="pt-BR" w:eastAsia="pt-BR"/>
+              <w:lang w:val="pt-BR"/>
             </w:rPr>
             <w:drawing>
-              <wp:inline distT="0" distB="0" distL="0" distR="0" wp14:anchorId="137A02FF" wp14:editId="618AE1B3">
-                <wp:extent cx="676275" cy="139511"/>
+              <wp:inline distT="0" distB="0" distL="0" distR="0" wp14:anchorId="4B721BDE" wp14:editId="41E8869A">
+                <wp:extent cx="1524000" cy="1524000"/>
                 <wp:effectExtent l="0" t="0" r="0" b="0"/>
-                <wp:docPr id="6" name="Imagem 6"/>
+                <wp:docPr id="3" name="Imagem 3"/>
                 <wp:cNvGraphicFramePr>
                   <a:graphicFrameLocks xmlns:a="http://schemas.openxmlformats.org/drawingml/2006/main" noChangeAspect="1"/>
                 </wp:cNvGraphicFramePr>
@@ -47,13 +48,20 @@
                   <a:graphicData uri="http://schemas.openxmlformats.org/drawingml/2006/picture">
                     <pic:pic xmlns:pic="http://schemas.openxmlformats.org/drawingml/2006/picture">
                       <pic:nvPicPr>
-                        <pic:cNvPr id="6" name="Imagem 6"/>
+                        <pic:cNvPr id="0" name="Picture 3"/>
                         <pic:cNvPicPr>
                           <a:picLocks noChangeAspect="1" noChangeArrowheads="1"/>
                         </pic:cNvPicPr>
                       </pic:nvPicPr>
                       <pic:blipFill>
-                        <a:blip r:embed="rId8"/>
+                        <a:blip r:embed="rId8">
+                          <a:extLst>
+                            <a:ext uri="{28A0092B-C50C-407E-A947-70E740481C1C}">
+                              <a14:useLocalDpi xmlns:a14="http://schemas.microsoft.com/office/drawing/2010/main" val="0"/>
+                            </a:ext>
+                          </a:extLst>
+                        </a:blip>
+                        <a:srcRect/>
                         <a:stretch>
                           <a:fillRect/>
                         </a:stretch>
@@ -61,7 +69,7 @@
                       <pic:spPr bwMode="auto">
                         <a:xfrm>
                           <a:off x="0" y="0"/>
-                          <a:ext cx="676275" cy="139511"/>
+                          <a:ext cx="1524000" cy="1524000"/>
                         </a:xfrm>
                         <a:prstGeom prst="rect">
                           <a:avLst/>
@@ -2231,15 +2239,33 @@
                 <w:szCs w:val="24"/>
                 <w:lang w:val="pt-BR"/>
               </w:rPr>
-              <w:t xml:space="preserve">crito no quadro em anexo? Sim  </w:t>
-            </w:r>
-            <w:r>
-              <w:rPr>
-                <w:sz w:val="24"/>
-                <w:szCs w:val="24"/>
-                <w:lang w:val="pt-BR"/>
-              </w:rPr>
-              <w:t xml:space="preserve"> (      )     Não   (      )     </w:t>
+              <w:t>crito no quadro em anexo? Sim</w:t>
+            </w:r>
+            <w:proofErr w:type="gramStart"/>
+            <w:r>
+              <w:rPr>
+                <w:sz w:val="24"/>
+                <w:szCs w:val="24"/>
+                <w:lang w:val="pt-BR"/>
+              </w:rPr>
+              <w:t xml:space="preserve">  </w:t>
+            </w:r>
+            <w:r>
+              <w:rPr>
+                <w:sz w:val="24"/>
+                <w:szCs w:val="24"/>
+                <w:lang w:val="pt-BR"/>
+              </w:rPr>
+              <w:t xml:space="preserve"> (</w:t>
+            </w:r>
+            <w:proofErr w:type="gramEnd"/>
+            <w:r>
+              <w:rPr>
+                <w:sz w:val="24"/>
+                <w:szCs w:val="24"/>
+                <w:lang w:val="pt-BR"/>
+              </w:rPr>
+              <w:t xml:space="preserve">      )     Não   (      )     </w:t>
             </w:r>
           </w:p>
           <w:p>
@@ -2301,7 +2327,25 @@
                 <w:szCs w:val="24"/>
                 <w:lang w:val="pt-BR"/>
               </w:rPr>
-              <w:t xml:space="preserve">  Sim   (      )    Não (      </w:t>
+              <w:t xml:space="preserve">  Sim</w:t>
+            </w:r>
+            <w:proofErr w:type="gramStart"/>
+            <w:r>
+              <w:rPr>
+                <w:sz w:val="24"/>
+                <w:szCs w:val="24"/>
+                <w:lang w:val="pt-BR"/>
+              </w:rPr>
+              <w:t xml:space="preserve">   (</w:t>
+            </w:r>
+            <w:proofErr w:type="gramEnd"/>
+            <w:r>
+              <w:rPr>
+                <w:sz w:val="24"/>
+                <w:szCs w:val="24"/>
+                <w:lang w:val="pt-BR"/>
+              </w:rPr>
+              <w:t xml:space="preserve">      )    Não (      </w:t>
             </w:r>
             <w:r>
               <w:rPr>
@@ -2549,7 +2593,23 @@
                 <w:szCs w:val="24"/>
                 <w:lang w:val="pt-BR"/>
               </w:rPr>
-              <w:t>Prestar suporte, realizar treinamentos e reuniões mensais do sistema com os clientes</w:t>
+              <w:t>Prestar suporte</w:t>
+            </w:r>
+            <w:r>
+              <w:rPr>
+                <w:sz w:val="24"/>
+                <w:szCs w:val="24"/>
+                <w:lang w:val="pt-BR"/>
+              </w:rPr>
+              <w:t xml:space="preserve"> </w:t>
+            </w:r>
+            <w:r>
+              <w:rPr>
+                <w:sz w:val="24"/>
+                <w:szCs w:val="24"/>
+                <w:lang w:val="pt-BR"/>
+              </w:rPr>
+              <w:t>do sistema com os clientes</w:t>
             </w:r>
             <w:r>
               <w:rPr>
@@ -4583,7 +4643,7 @@
 </file>
 
 <file path=word/endnotes.xml><?xml version="1.0" encoding="utf-8"?>
-<w:endnotes xmlns:wpc="http://schemas.microsoft.com/office/word/2010/wordprocessingCanvas" xmlns:cx="http://schemas.microsoft.com/office/drawing/2014/chartex" xmlns:cx1="http://schemas.microsoft.com/office/drawing/2015/9/8/chartex" xmlns:cx2="http://schemas.microsoft.com/office/drawing/2015/10/21/chartex" xmlns:cx3="http://schemas.microsoft.com/office/drawing/2016/5/9/chartex" xmlns:cx4="http://schemas.microsoft.com/office/drawing/2016/5/10/chartex" xmlns:cx5="http://schemas.microsoft.com/office/drawing/2016/5/11/chartex" xmlns:cx6="http://schemas.microsoft.com/office/drawing/2016/5/12/chartex" xmlns:cx7="http://schemas.microsoft.com/office/drawing/2016/5/13/chartex" xmlns:cx8="http://schemas.microsoft.com/office/drawing/2016/5/14/chartex" xmlns:mc="http://schemas.openxmlformats.org/markup-compatibility/2006" xmlns:aink="http://schemas.microsoft.com/office/drawing/2016/ink" xmlns:am3d="http://schemas.microsoft.com/office/drawing/2017/model3d" xmlns:o="urn:schemas-microsoft-com:office:office" xmlns:r="http://schemas.openxmlformats.org/officeDocument/2006/relationships" xmlns:m="http://schemas.openxmlformats.org/officeDocument/2006/math" xmlns:v="urn:schemas-microsoft-com:vml" xmlns:wp14="http://schemas.microsoft.com/office/word/2010/wordprocessingDrawing" xmlns:wp="http://schemas.openxmlformats.org/drawingml/2006/wordprocessingDrawing" xmlns:w10="urn:schemas-microsoft-com:office:word" xmlns:w="http://schemas.openxmlformats.org/wordprocessingml/2006/main" xmlns:w14="http://schemas.microsoft.com/office/word/2010/wordml" xmlns:w15="http://schemas.microsoft.com/office/word/2012/wordml" xmlns:w16cex="http://schemas.microsoft.com/office/word/2018/wordml/cex" xmlns:w16cid="http://schemas.microsoft.com/office/word/2016/wordml/cid" xmlns:w16="http://schemas.microsoft.com/office/word/2018/wordml" xmlns:w16sdtdh="http://schemas.microsoft.com/office/word/2020/wordml/sdtdatahash" xmlns:w16se="http://schemas.microsoft.com/office/word/2015/wordml/symex" xmlns:wpg="http://schemas.microsoft.com/office/word/2010/wordprocessingGroup" xmlns:wpi="http://schemas.microsoft.com/office/word/2010/wordprocessingInk" xmlns:wne="http://schemas.microsoft.com/office/word/2006/wordml" xmlns:wps="http://schemas.microsoft.com/office/word/2010/wordprocessingShape" mc:Ignorable="w14 w15 w16se w16cid w16 w16cex w16sdtdh wp14">
+<w:endnotes xmlns:wpc="http://schemas.microsoft.com/office/word/2010/wordprocessingCanvas" xmlns:cx="http://schemas.microsoft.com/office/drawing/2014/chartex" xmlns:cx1="http://schemas.microsoft.com/office/drawing/2015/9/8/chartex" xmlns:cx2="http://schemas.microsoft.com/office/drawing/2015/10/21/chartex" xmlns:cx3="http://schemas.microsoft.com/office/drawing/2016/5/9/chartex" xmlns:cx4="http://schemas.microsoft.com/office/drawing/2016/5/10/chartex" xmlns:cx5="http://schemas.microsoft.com/office/drawing/2016/5/11/chartex" xmlns:cx6="http://schemas.microsoft.com/office/drawing/2016/5/12/chartex" xmlns:cx7="http://schemas.microsoft.com/office/drawing/2016/5/13/chartex" xmlns:cx8="http://schemas.microsoft.com/office/drawing/2016/5/14/chartex" xmlns:mc="http://schemas.openxmlformats.org/markup-compatibility/2006" xmlns:aink="http://schemas.microsoft.com/office/drawing/2016/ink" xmlns:am3d="http://schemas.microsoft.com/office/drawing/2017/model3d" xmlns:o="urn:schemas-microsoft-com:office:office" xmlns:oel="http://schemas.microsoft.com/office/2019/extlst" xmlns:r="http://schemas.openxmlformats.org/officeDocument/2006/relationships" xmlns:m="http://schemas.openxmlformats.org/officeDocument/2006/math" xmlns:v="urn:schemas-microsoft-com:vml" xmlns:wp14="http://schemas.microsoft.com/office/word/2010/wordprocessingDrawing" xmlns:wp="http://schemas.openxmlformats.org/drawingml/2006/wordprocessingDrawing" xmlns:w10="urn:schemas-microsoft-com:office:word" xmlns:w="http://schemas.openxmlformats.org/wordprocessingml/2006/main" xmlns:w14="http://schemas.microsoft.com/office/word/2010/wordml" xmlns:w15="http://schemas.microsoft.com/office/word/2012/wordml" xmlns:w16cex="http://schemas.microsoft.com/office/word/2018/wordml/cex" xmlns:w16cid="http://schemas.microsoft.com/office/word/2016/wordml/cid" xmlns:w16="http://schemas.microsoft.com/office/word/2018/wordml" xmlns:w16sdtdh="http://schemas.microsoft.com/office/word/2020/wordml/sdtdatahash" xmlns:w16se="http://schemas.microsoft.com/office/word/2015/wordml/symex" xmlns:wpg="http://schemas.microsoft.com/office/word/2010/wordprocessingGroup" xmlns:wpi="http://schemas.microsoft.com/office/word/2010/wordprocessingInk" xmlns:wne="http://schemas.microsoft.com/office/word/2006/wordml" xmlns:wps="http://schemas.microsoft.com/office/word/2010/wordprocessingShape" mc:Ignorable="w14 w15 w16se w16cid w16 w16cex w16sdtdh wp14">
   <w:endnote w:type="separator" w:id="-1">
     <w:p>
       <w:r>
@@ -4602,7 +4662,7 @@
 </file>
 
 <file path=word/footer1.xml><?xml version="1.0" encoding="utf-8"?>
-<w:ftr xmlns:wpc="http://schemas.microsoft.com/office/word/2010/wordprocessingCanvas" xmlns:cx="http://schemas.microsoft.com/office/drawing/2014/chartex" xmlns:cx1="http://schemas.microsoft.com/office/drawing/2015/9/8/chartex" xmlns:cx2="http://schemas.microsoft.com/office/drawing/2015/10/21/chartex" xmlns:cx3="http://schemas.microsoft.com/office/drawing/2016/5/9/chartex" xmlns:cx4="http://schemas.microsoft.com/office/drawing/2016/5/10/chartex" xmlns:cx5="http://schemas.microsoft.com/office/drawing/2016/5/11/chartex" xmlns:cx6="http://schemas.microsoft.com/office/drawing/2016/5/12/chartex" xmlns:cx7="http://schemas.microsoft.com/office/drawing/2016/5/13/chartex" xmlns:cx8="http://schemas.microsoft.com/office/drawing/2016/5/14/chartex" xmlns:mc="http://schemas.openxmlformats.org/markup-compatibility/2006" xmlns:aink="http://schemas.microsoft.com/office/drawing/2016/ink" xmlns:am3d="http://schemas.microsoft.com/office/drawing/2017/model3d" xmlns:o="urn:schemas-microsoft-com:office:office" xmlns:r="http://schemas.openxmlformats.org/officeDocument/2006/relationships" xmlns:m="http://schemas.openxmlformats.org/officeDocument/2006/math" xmlns:v="urn:schemas-microsoft-com:vml" xmlns:wp14="http://schemas.microsoft.com/office/word/2010/wordprocessingDrawing" xmlns:wp="http://schemas.openxmlformats.org/drawingml/2006/wordprocessingDrawing" xmlns:w10="urn:schemas-microsoft-com:office:word" xmlns:w="http://schemas.openxmlformats.org/wordprocessingml/2006/main" xmlns:w14="http://schemas.microsoft.com/office/word/2010/wordml" xmlns:w15="http://schemas.microsoft.com/office/word/2012/wordml" xmlns:w16cex="http://schemas.microsoft.com/office/word/2018/wordml/cex" xmlns:w16cid="http://schemas.microsoft.com/office/word/2016/wordml/cid" xmlns:w16="http://schemas.microsoft.com/office/word/2018/wordml" xmlns:w16sdtdh="http://schemas.microsoft.com/office/word/2020/wordml/sdtdatahash" xmlns:w16se="http://schemas.microsoft.com/office/word/2015/wordml/symex" xmlns:wpg="http://schemas.microsoft.com/office/word/2010/wordprocessingGroup" xmlns:wpi="http://schemas.microsoft.com/office/word/2010/wordprocessingInk" xmlns:wne="http://schemas.microsoft.com/office/word/2006/wordml" xmlns:wps="http://schemas.microsoft.com/office/word/2010/wordprocessingShape" mc:Ignorable="w14 w15 w16se w16cid w16 w16cex w16sdtdh wp14">
+<w:ftr xmlns:wpc="http://schemas.microsoft.com/office/word/2010/wordprocessingCanvas" xmlns:cx="http://schemas.microsoft.com/office/drawing/2014/chartex" xmlns:cx1="http://schemas.microsoft.com/office/drawing/2015/9/8/chartex" xmlns:cx2="http://schemas.microsoft.com/office/drawing/2015/10/21/chartex" xmlns:cx3="http://schemas.microsoft.com/office/drawing/2016/5/9/chartex" xmlns:cx4="http://schemas.microsoft.com/office/drawing/2016/5/10/chartex" xmlns:cx5="http://schemas.microsoft.com/office/drawing/2016/5/11/chartex" xmlns:cx6="http://schemas.microsoft.com/office/drawing/2016/5/12/chartex" xmlns:cx7="http://schemas.microsoft.com/office/drawing/2016/5/13/chartex" xmlns:cx8="http://schemas.microsoft.com/office/drawing/2016/5/14/chartex" xmlns:mc="http://schemas.openxmlformats.org/markup-compatibility/2006" xmlns:aink="http://schemas.microsoft.com/office/drawing/2016/ink" xmlns:am3d="http://schemas.microsoft.com/office/drawing/2017/model3d" xmlns:o="urn:schemas-microsoft-com:office:office" xmlns:oel="http://schemas.microsoft.com/office/2019/extlst" xmlns:r="http://schemas.openxmlformats.org/officeDocument/2006/relationships" xmlns:m="http://schemas.openxmlformats.org/officeDocument/2006/math" xmlns:v="urn:schemas-microsoft-com:vml" xmlns:wp14="http://schemas.microsoft.com/office/word/2010/wordprocessingDrawing" xmlns:wp="http://schemas.openxmlformats.org/drawingml/2006/wordprocessingDrawing" xmlns:w10="urn:schemas-microsoft-com:office:word" xmlns:w="http://schemas.openxmlformats.org/wordprocessingml/2006/main" xmlns:w14="http://schemas.microsoft.com/office/word/2010/wordml" xmlns:w15="http://schemas.microsoft.com/office/word/2012/wordml" xmlns:w16cex="http://schemas.microsoft.com/office/word/2018/wordml/cex" xmlns:w16cid="http://schemas.microsoft.com/office/word/2016/wordml/cid" xmlns:w16="http://schemas.microsoft.com/office/word/2018/wordml" xmlns:w16sdtdh="http://schemas.microsoft.com/office/word/2020/wordml/sdtdatahash" xmlns:w16se="http://schemas.microsoft.com/office/word/2015/wordml/symex" xmlns:wpg="http://schemas.microsoft.com/office/word/2010/wordprocessingGroup" xmlns:wpi="http://schemas.microsoft.com/office/word/2010/wordprocessingInk" xmlns:wne="http://schemas.microsoft.com/office/word/2006/wordml" xmlns:wps="http://schemas.microsoft.com/office/word/2010/wordprocessingShape" mc:Ignorable="w14 w15 w16se w16cid w16 w16cex w16sdtdh wp14">
   <w:p>
     <w:pPr>
       <w:spacing w:line="0" w:lineRule="atLeast"/>
@@ -4616,7 +4676,7 @@
 </file>
 
 <file path=word/footnotes.xml><?xml version="1.0" encoding="utf-8"?>
-<w:footnotes xmlns:wpc="http://schemas.microsoft.com/office/word/2010/wordprocessingCanvas" xmlns:cx="http://schemas.microsoft.com/office/drawing/2014/chartex" xmlns:cx1="http://schemas.microsoft.com/office/drawing/2015/9/8/chartex" xmlns:cx2="http://schemas.microsoft.com/office/drawing/2015/10/21/chartex" xmlns:cx3="http://schemas.microsoft.com/office/drawing/2016/5/9/chartex" xmlns:cx4="http://schemas.microsoft.com/office/drawing/2016/5/10/chartex" xmlns:cx5="http://schemas.microsoft.com/office/drawing/2016/5/11/chartex" xmlns:cx6="http://schemas.microsoft.com/office/drawing/2016/5/12/chartex" xmlns:cx7="http://schemas.microsoft.com/office/drawing/2016/5/13/chartex" xmlns:cx8="http://schemas.microsoft.com/office/drawing/2016/5/14/chartex" xmlns:mc="http://schemas.openxmlformats.org/markup-compatibility/2006" xmlns:aink="http://schemas.microsoft.com/office/drawing/2016/ink" xmlns:am3d="http://schemas.microsoft.com/office/drawing/2017/model3d" xmlns:o="urn:schemas-microsoft-com:office:office" xmlns:r="http://schemas.openxmlformats.org/officeDocument/2006/relationships" xmlns:m="http://schemas.openxmlformats.org/officeDocument/2006/math" xmlns:v="urn:schemas-microsoft-com:vml" xmlns:wp14="http://schemas.microsoft.com/office/word/2010/wordprocessingDrawing" xmlns:wp="http://schemas.openxmlformats.org/drawingml/2006/wordprocessingDrawing" xmlns:w10="urn:schemas-microsoft-com:office:word" xmlns:w="http://schemas.openxmlformats.org/wordprocessingml/2006/main" xmlns:w14="http://schemas.microsoft.com/office/word/2010/wordml" xmlns:w15="http://schemas.microsoft.com/office/word/2012/wordml" xmlns:w16cex="http://schemas.microsoft.com/office/word/2018/wordml/cex" xmlns:w16cid="http://schemas.microsoft.com/office/word/2016/wordml/cid" xmlns:w16="http://schemas.microsoft.com/office/word/2018/wordml" xmlns:w16sdtdh="http://schemas.microsoft.com/office/word/2020/wordml/sdtdatahash" xmlns:w16se="http://schemas.microsoft.com/office/word/2015/wordml/symex" xmlns:wpg="http://schemas.microsoft.com/office/word/2010/wordprocessingGroup" xmlns:wpi="http://schemas.microsoft.com/office/word/2010/wordprocessingInk" xmlns:wne="http://schemas.microsoft.com/office/word/2006/wordml" xmlns:wps="http://schemas.microsoft.com/office/word/2010/wordprocessingShape" mc:Ignorable="w14 w15 w16se w16cid w16 w16cex w16sdtdh wp14">
+<w:footnotes xmlns:wpc="http://schemas.microsoft.com/office/word/2010/wordprocessingCanvas" xmlns:cx="http://schemas.microsoft.com/office/drawing/2014/chartex" xmlns:cx1="http://schemas.microsoft.com/office/drawing/2015/9/8/chartex" xmlns:cx2="http://schemas.microsoft.com/office/drawing/2015/10/21/chartex" xmlns:cx3="http://schemas.microsoft.com/office/drawing/2016/5/9/chartex" xmlns:cx4="http://schemas.microsoft.com/office/drawing/2016/5/10/chartex" xmlns:cx5="http://schemas.microsoft.com/office/drawing/2016/5/11/chartex" xmlns:cx6="http://schemas.microsoft.com/office/drawing/2016/5/12/chartex" xmlns:cx7="http://schemas.microsoft.com/office/drawing/2016/5/13/chartex" xmlns:cx8="http://schemas.microsoft.com/office/drawing/2016/5/14/chartex" xmlns:mc="http://schemas.openxmlformats.org/markup-compatibility/2006" xmlns:aink="http://schemas.microsoft.com/office/drawing/2016/ink" xmlns:am3d="http://schemas.microsoft.com/office/drawing/2017/model3d" xmlns:o="urn:schemas-microsoft-com:office:office" xmlns:oel="http://schemas.microsoft.com/office/2019/extlst" xmlns:r="http://schemas.openxmlformats.org/officeDocument/2006/relationships" xmlns:m="http://schemas.openxmlformats.org/officeDocument/2006/math" xmlns:v="urn:schemas-microsoft-com:vml" xmlns:wp14="http://schemas.microsoft.com/office/word/2010/wordprocessingDrawing" xmlns:wp="http://schemas.openxmlformats.org/drawingml/2006/wordprocessingDrawing" xmlns:w10="urn:schemas-microsoft-com:office:word" xmlns:w="http://schemas.openxmlformats.org/wordprocessingml/2006/main" xmlns:w14="http://schemas.microsoft.com/office/word/2010/wordml" xmlns:w15="http://schemas.microsoft.com/office/word/2012/wordml" xmlns:w16cex="http://schemas.microsoft.com/office/word/2018/wordml/cex" xmlns:w16cid="http://schemas.microsoft.com/office/word/2016/wordml/cid" xmlns:w16="http://schemas.microsoft.com/office/word/2018/wordml" xmlns:w16sdtdh="http://schemas.microsoft.com/office/word/2020/wordml/sdtdatahash" xmlns:w16se="http://schemas.microsoft.com/office/word/2015/wordml/symex" xmlns:wpg="http://schemas.microsoft.com/office/word/2010/wordprocessingGroup" xmlns:wpi="http://schemas.microsoft.com/office/word/2010/wordprocessingInk" xmlns:wne="http://schemas.microsoft.com/office/word/2006/wordml" xmlns:wps="http://schemas.microsoft.com/office/word/2010/wordprocessingShape" mc:Ignorable="w14 w15 w16se w16cid w16 w16cex w16sdtdh wp14">
   <w:footnote w:type="separator" w:id="-1">
     <w:p>
       <w:r>
@@ -4635,7 +4695,7 @@
 </file>
 
 <file path=word/numbering.xml><?xml version="1.0" encoding="utf-8"?>
-<w:numbering xmlns:wpc="http://schemas.microsoft.com/office/word/2010/wordprocessingCanvas" xmlns:cx="http://schemas.microsoft.com/office/drawing/2014/chartex" xmlns:cx1="http://schemas.microsoft.com/office/drawing/2015/9/8/chartex" xmlns:cx2="http://schemas.microsoft.com/office/drawing/2015/10/21/chartex" xmlns:cx3="http://schemas.microsoft.com/office/drawing/2016/5/9/chartex" xmlns:cx4="http://schemas.microsoft.com/office/drawing/2016/5/10/chartex" xmlns:cx5="http://schemas.microsoft.com/office/drawing/2016/5/11/chartex" xmlns:cx6="http://schemas.microsoft.com/office/drawing/2016/5/12/chartex" xmlns:cx7="http://schemas.microsoft.com/office/drawing/2016/5/13/chartex" xmlns:cx8="http://schemas.microsoft.com/office/drawing/2016/5/14/chartex" xmlns:mc="http://schemas.openxmlformats.org/markup-compatibility/2006" xmlns:aink="http://schemas.microsoft.com/office/drawing/2016/ink" xmlns:am3d="http://schemas.microsoft.com/office/drawing/2017/model3d" xmlns:o="urn:schemas-microsoft-com:office:office" xmlns:r="http://schemas.openxmlformats.org/officeDocument/2006/relationships" xmlns:m="http://schemas.openxmlformats.org/officeDocument/2006/math" xmlns:v="urn:schemas-microsoft-com:vml" xmlns:wp14="http://schemas.microsoft.com/office/word/2010/wordprocessingDrawing" xmlns:wp="http://schemas.openxmlformats.org/drawingml/2006/wordprocessingDrawing" xmlns:w10="urn:schemas-microsoft-com:office:word" xmlns:w="http://schemas.openxmlformats.org/wordprocessingml/2006/main" xmlns:w14="http://schemas.microsoft.com/office/word/2010/wordml" xmlns:w15="http://schemas.microsoft.com/office/word/2012/wordml" xmlns:w16cex="http://schemas.microsoft.com/office/word/2018/wordml/cex" xmlns:w16cid="http://schemas.microsoft.com/office/word/2016/wordml/cid" xmlns:w16="http://schemas.microsoft.com/office/word/2018/wordml" xmlns:w16sdtdh="http://schemas.microsoft.com/office/word/2020/wordml/sdtdatahash" xmlns:w16se="http://schemas.microsoft.com/office/word/2015/wordml/symex" xmlns:wpg="http://schemas.microsoft.com/office/word/2010/wordprocessingGroup" xmlns:wpi="http://schemas.microsoft.com/office/word/2010/wordprocessingInk" xmlns:wne="http://schemas.microsoft.com/office/word/2006/wordml" xmlns:wps="http://schemas.microsoft.com/office/word/2010/wordprocessingShape" mc:Ignorable="w14 w15 w16se w16cid w16 w16cex w16sdtdh wp14">
+<w:numbering xmlns:wpc="http://schemas.microsoft.com/office/word/2010/wordprocessingCanvas" xmlns:cx="http://schemas.microsoft.com/office/drawing/2014/chartex" xmlns:cx1="http://schemas.microsoft.com/office/drawing/2015/9/8/chartex" xmlns:cx2="http://schemas.microsoft.com/office/drawing/2015/10/21/chartex" xmlns:cx3="http://schemas.microsoft.com/office/drawing/2016/5/9/chartex" xmlns:cx4="http://schemas.microsoft.com/office/drawing/2016/5/10/chartex" xmlns:cx5="http://schemas.microsoft.com/office/drawing/2016/5/11/chartex" xmlns:cx6="http://schemas.microsoft.com/office/drawing/2016/5/12/chartex" xmlns:cx7="http://schemas.microsoft.com/office/drawing/2016/5/13/chartex" xmlns:cx8="http://schemas.microsoft.com/office/drawing/2016/5/14/chartex" xmlns:mc="http://schemas.openxmlformats.org/markup-compatibility/2006" xmlns:aink="http://schemas.microsoft.com/office/drawing/2016/ink" xmlns:am3d="http://schemas.microsoft.com/office/drawing/2017/model3d" xmlns:o="urn:schemas-microsoft-com:office:office" xmlns:oel="http://schemas.microsoft.com/office/2019/extlst" xmlns:r="http://schemas.openxmlformats.org/officeDocument/2006/relationships" xmlns:m="http://schemas.openxmlformats.org/officeDocument/2006/math" xmlns:v="urn:schemas-microsoft-com:vml" xmlns:wp14="http://schemas.microsoft.com/office/word/2010/wordprocessingDrawing" xmlns:wp="http://schemas.openxmlformats.org/drawingml/2006/wordprocessingDrawing" xmlns:w10="urn:schemas-microsoft-com:office:word" xmlns:w="http://schemas.openxmlformats.org/wordprocessingml/2006/main" xmlns:w14="http://schemas.microsoft.com/office/word/2010/wordml" xmlns:w15="http://schemas.microsoft.com/office/word/2012/wordml" xmlns:w16cex="http://schemas.microsoft.com/office/word/2018/wordml/cex" xmlns:w16cid="http://schemas.microsoft.com/office/word/2016/wordml/cid" xmlns:w16="http://schemas.microsoft.com/office/word/2018/wordml" xmlns:w16sdtdh="http://schemas.microsoft.com/office/word/2020/wordml/sdtdatahash" xmlns:w16se="http://schemas.microsoft.com/office/word/2015/wordml/symex" xmlns:wpg="http://schemas.microsoft.com/office/word/2010/wordprocessingGroup" xmlns:wpi="http://schemas.microsoft.com/office/word/2010/wordprocessingInk" xmlns:wne="http://schemas.microsoft.com/office/word/2006/wordml" xmlns:wps="http://schemas.microsoft.com/office/word/2010/wordprocessingShape" mc:Ignorable="w14 w15 w16se w16cid w16 w16cex w16sdtdh wp14">
   <w:abstractNum w:abstractNumId="0" w15:restartNumberingAfterBreak="0">
     <w:nsid w:val="37213547"/>
     <w:multiLevelType w:val="multilevel"/>
@@ -5227,22 +5287,22 @@
       </w:pPr>
     </w:lvl>
   </w:abstractNum>
-  <w:num w:numId="1">
+  <w:num w:numId="1" w16cid:durableId="350375721">
     <w:abstractNumId w:val="0"/>
   </w:num>
-  <w:num w:numId="2">
+  <w:num w:numId="2" w16cid:durableId="1532914871">
     <w:abstractNumId w:val="4"/>
   </w:num>
-  <w:num w:numId="3">
+  <w:num w:numId="3" w16cid:durableId="1570384217">
     <w:abstractNumId w:val="5"/>
   </w:num>
-  <w:num w:numId="4">
+  <w:num w:numId="4" w16cid:durableId="1388144730">
     <w:abstractNumId w:val="2"/>
   </w:num>
-  <w:num w:numId="5">
+  <w:num w:numId="5" w16cid:durableId="1948809254">
     <w:abstractNumId w:val="1"/>
   </w:num>
-  <w:num w:numId="6">
+  <w:num w:numId="6" w16cid:durableId="833297100">
     <w:abstractNumId w:val="3"/>
   </w:num>
 </w:numbering>

--- a/Faculdade/Plano-de-Trabalho.docx
+++ b/Faculdade/Plano-de-Trabalho.docx
@@ -14,7 +14,6 @@
         <w:showingPlcHdr/>
         <w:picture/>
       </w:sdtPr>
-      <w:sdtEndPr/>
       <w:sdtContent>
         <w:p>
           <w:pPr>
@@ -1295,6 +1294,14 @@
                 <w:szCs w:val="24"/>
                 <w:lang w:val="pt-BR"/>
               </w:rPr>
+              <w:t xml:space="preserve"> Silva</w:t>
+            </w:r>
+            <w:r>
+              <w:rPr>
+                <w:sz w:val="24"/>
+                <w:szCs w:val="24"/>
+                <w:lang w:val="pt-BR"/>
+              </w:rPr>
               <w:fldChar w:fldCharType="end"/>
             </w:r>
             <w:bookmarkEnd w:id="11"/>
@@ -1480,12 +1487,11 @@
             </w:r>
             <w:r>
               <w:rPr>
-                <w:noProof/>
-                <w:sz w:val="24"/>
-                <w:szCs w:val="24"/>
-                <w:lang w:val="pt-BR"/>
-              </w:rPr>
-              <w:t>l</w:t>
+                <w:sz w:val="24"/>
+                <w:szCs w:val="24"/>
+                <w:lang w:val="pt-BR"/>
+              </w:rPr>
+              <w:t>mroberto@topconsuite.com</w:t>
             </w:r>
             <w:r>
               <w:rPr>
@@ -2239,33 +2245,15 @@
                 <w:szCs w:val="24"/>
                 <w:lang w:val="pt-BR"/>
               </w:rPr>
-              <w:t>crito no quadro em anexo? Sim</w:t>
-            </w:r>
-            <w:proofErr w:type="gramStart"/>
-            <w:r>
-              <w:rPr>
-                <w:sz w:val="24"/>
-                <w:szCs w:val="24"/>
-                <w:lang w:val="pt-BR"/>
-              </w:rPr>
-              <w:t xml:space="preserve">  </w:t>
-            </w:r>
-            <w:r>
-              <w:rPr>
-                <w:sz w:val="24"/>
-                <w:szCs w:val="24"/>
-                <w:lang w:val="pt-BR"/>
-              </w:rPr>
-              <w:t xml:space="preserve"> (</w:t>
-            </w:r>
-            <w:proofErr w:type="gramEnd"/>
-            <w:r>
-              <w:rPr>
-                <w:sz w:val="24"/>
-                <w:szCs w:val="24"/>
-                <w:lang w:val="pt-BR"/>
-              </w:rPr>
-              <w:t xml:space="preserve">      )     Não   (      )     </w:t>
+              <w:t xml:space="preserve">crito no quadro em anexo? Sim  </w:t>
+            </w:r>
+            <w:r>
+              <w:rPr>
+                <w:sz w:val="24"/>
+                <w:szCs w:val="24"/>
+                <w:lang w:val="pt-BR"/>
+              </w:rPr>
+              <w:t xml:space="preserve"> (      )     Não   (      )     </w:t>
             </w:r>
           </w:p>
           <w:p>
@@ -2327,25 +2315,7 @@
                 <w:szCs w:val="24"/>
                 <w:lang w:val="pt-BR"/>
               </w:rPr>
-              <w:t xml:space="preserve">  Sim</w:t>
-            </w:r>
-            <w:proofErr w:type="gramStart"/>
-            <w:r>
-              <w:rPr>
-                <w:sz w:val="24"/>
-                <w:szCs w:val="24"/>
-                <w:lang w:val="pt-BR"/>
-              </w:rPr>
-              <w:t xml:space="preserve">   (</w:t>
-            </w:r>
-            <w:proofErr w:type="gramEnd"/>
-            <w:r>
-              <w:rPr>
-                <w:sz w:val="24"/>
-                <w:szCs w:val="24"/>
-                <w:lang w:val="pt-BR"/>
-              </w:rPr>
-              <w:t xml:space="preserve">      )    Não (      </w:t>
+              <w:t xml:space="preserve">  Sim   (      )    Não (      </w:t>
             </w:r>
             <w:r>
               <w:rPr>

--- a/Faculdade/Plano-de-Trabalho.docx
+++ b/Faculdade/Plano-de-Trabalho.docx
@@ -11,15 +11,13 @@
           <w:lang w:val="pt-BR"/>
         </w:rPr>
         <w:id w:val="844362559"/>
-        <w:showingPlcHdr/>
         <w:picture/>
       </w:sdtPr>
       <w:sdtContent>
         <w:p>
           <w:pPr>
             <w:spacing w:before="74"/>
-            <w:ind w:left="1373" w:right="1371"/>
-            <w:jc w:val="center"/>
+            <w:ind w:right="1371"/>
             <w:rPr>
               <w:color w:val="FF0000"/>
               <w:sz w:val="24"/>
@@ -27,63 +25,6 @@
               <w:lang w:val="pt-BR"/>
             </w:rPr>
           </w:pPr>
-          <w:r>
-            <w:rPr>
-              <w:noProof/>
-              <w:color w:val="FF0000"/>
-              <w:sz w:val="24"/>
-              <w:szCs w:val="24"/>
-              <w:lang w:val="pt-BR"/>
-            </w:rPr>
-            <w:drawing>
-              <wp:inline distT="0" distB="0" distL="0" distR="0" wp14:anchorId="4B721BDE" wp14:editId="41E8869A">
-                <wp:extent cx="1524000" cy="1524000"/>
-                <wp:effectExtent l="0" t="0" r="0" b="0"/>
-                <wp:docPr id="3" name="Imagem 3"/>
-                <wp:cNvGraphicFramePr>
-                  <a:graphicFrameLocks xmlns:a="http://schemas.openxmlformats.org/drawingml/2006/main" noChangeAspect="1"/>
-                </wp:cNvGraphicFramePr>
-                <a:graphic xmlns:a="http://schemas.openxmlformats.org/drawingml/2006/main">
-                  <a:graphicData uri="http://schemas.openxmlformats.org/drawingml/2006/picture">
-                    <pic:pic xmlns:pic="http://schemas.openxmlformats.org/drawingml/2006/picture">
-                      <pic:nvPicPr>
-                        <pic:cNvPr id="0" name="Picture 3"/>
-                        <pic:cNvPicPr>
-                          <a:picLocks noChangeAspect="1" noChangeArrowheads="1"/>
-                        </pic:cNvPicPr>
-                      </pic:nvPicPr>
-                      <pic:blipFill>
-                        <a:blip r:embed="rId8">
-                          <a:extLst>
-                            <a:ext uri="{28A0092B-C50C-407E-A947-70E740481C1C}">
-                              <a14:useLocalDpi xmlns:a14="http://schemas.microsoft.com/office/drawing/2010/main" val="0"/>
-                            </a:ext>
-                          </a:extLst>
-                        </a:blip>
-                        <a:srcRect/>
-                        <a:stretch>
-                          <a:fillRect/>
-                        </a:stretch>
-                      </pic:blipFill>
-                      <pic:spPr bwMode="auto">
-                        <a:xfrm>
-                          <a:off x="0" y="0"/>
-                          <a:ext cx="1524000" cy="1524000"/>
-                        </a:xfrm>
-                        <a:prstGeom prst="rect">
-                          <a:avLst/>
-                        </a:prstGeom>
-                        <a:noFill/>
-                        <a:ln>
-                          <a:noFill/>
-                        </a:ln>
-                      </pic:spPr>
-                    </pic:pic>
-                  </a:graphicData>
-                </a:graphic>
-              </wp:inline>
-            </w:drawing>
-          </w:r>
         </w:p>
       </w:sdtContent>
     </w:sdt>
@@ -4602,7 +4543,7 @@
       </w:pPr>
     </w:p>
     <w:sectPr>
-      <w:footerReference w:type="default" r:id="rId9"/>
+      <w:footerReference w:type="default" r:id="rId8"/>
       <w:pgSz w:w="11920" w:h="16840"/>
       <w:pgMar w:top="720" w:right="280" w:bottom="1200" w:left="993" w:header="0" w:footer="0" w:gutter="0"/>
       <w:cols w:space="720"/>

--- a/Faculdade/Plano-de-Trabalho.docx
+++ b/Faculdade/Plano-de-Trabalho.docx
@@ -17,7 +17,8 @@
         <w:p>
           <w:pPr>
             <w:spacing w:before="74"/>
-            <w:ind w:right="1371"/>
+            <w:ind w:left="1373" w:right="1371"/>
+            <w:jc w:val="center"/>
             <w:rPr>
               <w:color w:val="FF0000"/>
               <w:sz w:val="24"/>
@@ -25,13 +26,62 @@
               <w:lang w:val="pt-BR"/>
             </w:rPr>
           </w:pPr>
+          <w:r>
+            <w:rPr>
+              <w:noProof/>
+              <w:color w:val="FF0000"/>
+              <w:sz w:val="24"/>
+              <w:szCs w:val="24"/>
+              <w:lang w:val="pt-BR" w:eastAsia="pt-BR"/>
+            </w:rPr>
+            <w:drawing>
+              <wp:inline distT="0" distB="0" distL="0" distR="0" wp14:anchorId="137A02FF" wp14:editId="63527C66">
+                <wp:extent cx="985838" cy="985838"/>
+                <wp:effectExtent l="0" t="0" r="5080" b="5080"/>
+                <wp:docPr id="6" name="Imagem 6"/>
+                <wp:cNvGraphicFramePr>
+                  <a:graphicFrameLocks xmlns:a="http://schemas.openxmlformats.org/drawingml/2006/main" noChangeAspect="1"/>
+                </wp:cNvGraphicFramePr>
+                <a:graphic xmlns:a="http://schemas.openxmlformats.org/drawingml/2006/main">
+                  <a:graphicData uri="http://schemas.openxmlformats.org/drawingml/2006/picture">
+                    <pic:pic xmlns:pic="http://schemas.openxmlformats.org/drawingml/2006/picture">
+                      <pic:nvPicPr>
+                        <pic:cNvPr id="6" name="Imagem 6"/>
+                        <pic:cNvPicPr>
+                          <a:picLocks noChangeAspect="1" noChangeArrowheads="1"/>
+                        </pic:cNvPicPr>
+                      </pic:nvPicPr>
+                      <pic:blipFill>
+                        <a:blip r:embed="rId8"/>
+                        <a:stretch>
+                          <a:fillRect/>
+                        </a:stretch>
+                      </pic:blipFill>
+                      <pic:spPr bwMode="auto">
+                        <a:xfrm>
+                          <a:off x="0" y="0"/>
+                          <a:ext cx="990023" cy="990023"/>
+                        </a:xfrm>
+                        <a:prstGeom prst="rect">
+                          <a:avLst/>
+                        </a:prstGeom>
+                        <a:noFill/>
+                        <a:ln>
+                          <a:noFill/>
+                        </a:ln>
+                      </pic:spPr>
+                    </pic:pic>
+                  </a:graphicData>
+                </a:graphic>
+              </wp:inline>
+            </w:drawing>
+          </w:r>
         </w:p>
       </w:sdtContent>
     </w:sdt>
     <w:sdt>
       <w:sdtPr>
         <w:id w:val="-516852124"/>
-        <w:showingPlcHdr/>
       </w:sdtPr>
       <w:sdtEndPr>
         <w:rPr>
@@ -43,15 +93,18 @@
         <w:p>
           <w:pPr>
             <w:jc w:val="center"/>
+          </w:pPr>
+        </w:p>
+        <w:p>
+          <w:pPr>
+            <w:spacing w:line="276" w:lineRule="auto"/>
+            <w:jc w:val="center"/>
             <w:rPr>
               <w:color w:val="FF0000"/>
               <w:u w:val="single"/>
               <w:lang w:val="pt-BR"/>
             </w:rPr>
           </w:pPr>
-          <w:r>
-            <w:t xml:space="preserve">     </w:t>
-          </w:r>
         </w:p>
       </w:sdtContent>
     </w:sdt>
@@ -295,15 +348,7 @@
                 <w:szCs w:val="24"/>
                 <w:lang w:val="pt-BR"/>
               </w:rPr>
-              <w:t>2</w:t>
-            </w:r>
-            <w:r>
-              <w:rPr>
-                <w:sz w:val="24"/>
-                <w:szCs w:val="24"/>
-                <w:lang w:val="pt-BR"/>
-              </w:rPr>
-              <w:t>0382</w:t>
+              <w:t>20382</w:t>
             </w:r>
             <w:r>
               <w:rPr>
@@ -477,7 +522,7 @@
                 <w:szCs w:val="24"/>
                 <w:lang w:val="pt-BR"/>
               </w:rPr>
-              <w:t>8º semestre</w:t>
+              <w:t>8º Semestre</w:t>
             </w:r>
             <w:r>
               <w:rPr>
@@ -571,7 +616,7 @@
                 <w:szCs w:val="24"/>
                 <w:lang w:val="pt-BR"/>
               </w:rPr>
-              <w:t>40</w:t>
+              <w:t>44</w:t>
             </w:r>
             <w:r>
               <w:rPr>
@@ -824,16 +869,7 @@
                 <w:szCs w:val="24"/>
                 <w:lang w:val="pt-BR"/>
               </w:rPr>
-              <w:t>99</w:t>
-            </w:r>
-            <w:r>
-              <w:rPr>
-                <w:noProof/>
-                <w:sz w:val="24"/>
-                <w:szCs w:val="24"/>
-                <w:lang w:val="pt-BR"/>
-              </w:rPr>
-              <w:t>949-0239</w:t>
+              <w:t>99949-0239</w:t>
             </w:r>
             <w:r>
               <w:rPr>
@@ -927,16 +963,7 @@
                 <w:szCs w:val="24"/>
                 <w:lang w:val="pt-BR"/>
               </w:rPr>
-              <w:t>tarcisio.ribeiro.1840@hot</w:t>
-            </w:r>
-            <w:r>
-              <w:rPr>
-                <w:noProof/>
-                <w:sz w:val="24"/>
-                <w:szCs w:val="24"/>
-                <w:lang w:val="pt-BR"/>
-              </w:rPr>
-              <w:t>mail.com</w:t>
+              <w:t>tarcisio.ribeiro.1840@hotmail.com</w:t>
             </w:r>
             <w:r>
               <w:rPr>
@@ -1037,6 +1064,7 @@
             </w:r>
             <w:r>
               <w:rPr>
+                <w:noProof/>
                 <w:sz w:val="24"/>
                 <w:szCs w:val="24"/>
                 <w:lang w:val="pt-BR"/>
@@ -1130,6 +1158,7 @@
             </w:r>
             <w:r>
               <w:rPr>
+                <w:noProof/>
                 <w:sz w:val="24"/>
                 <w:szCs w:val="24"/>
                 <w:lang w:val="pt-BR"/>
@@ -1223,19 +1252,12 @@
             </w:r>
             <w:r>
               <w:rPr>
-                <w:sz w:val="24"/>
-                <w:szCs w:val="24"/>
-                <w:lang w:val="pt-BR"/>
-              </w:rPr>
-              <w:t>Marcos Roberto</w:t>
-            </w:r>
-            <w:r>
-              <w:rPr>
-                <w:sz w:val="24"/>
-                <w:szCs w:val="24"/>
-                <w:lang w:val="pt-BR"/>
-              </w:rPr>
-              <w:t xml:space="preserve"> Silva</w:t>
+                <w:noProof/>
+                <w:sz w:val="24"/>
+                <w:szCs w:val="24"/>
+                <w:lang w:val="pt-BR"/>
+              </w:rPr>
+              <w:t>Marcos Roberto Silva</w:t>
             </w:r>
             <w:r>
               <w:rPr>
@@ -1328,15 +1350,23 @@
                 <w:szCs w:val="24"/>
                 <w:lang w:val="pt-BR"/>
               </w:rPr>
-              <w:t>(</w:t>
-            </w:r>
-            <w:r>
-              <w:rPr>
-                <w:sz w:val="24"/>
-                <w:szCs w:val="24"/>
-                <w:lang w:val="pt-BR"/>
-              </w:rPr>
-              <w:t>xx)-00000-0000</w:t>
+              <w:t>(35)-9</w:t>
+            </w:r>
+            <w:r>
+              <w:rPr>
+                <w:sz w:val="24"/>
+                <w:szCs w:val="24"/>
+                <w:lang w:val="pt-BR"/>
+              </w:rPr>
+              <w:t>9</w:t>
+            </w:r>
+            <w:r>
+              <w:rPr>
+                <w:sz w:val="24"/>
+                <w:szCs w:val="24"/>
+                <w:lang w:val="pt-BR"/>
+              </w:rPr>
+              <w:t>986-4370</w:t>
             </w:r>
             <w:r>
               <w:rPr>
@@ -1428,6 +1458,7 @@
             </w:r>
             <w:r>
               <w:rPr>
+                <w:noProof/>
                 <w:sz w:val="24"/>
                 <w:szCs w:val="24"/>
                 <w:lang w:val="pt-BR"/>
@@ -1956,107 +1987,12 @@
             </w:r>
             <w:r>
               <w:rPr>
-                <w:sz w:val="24"/>
-                <w:szCs w:val="24"/>
-                <w:lang w:val="pt-BR"/>
-              </w:rPr>
-              <w:t xml:space="preserve">Contribuiu para a obtenção de </w:t>
-            </w:r>
-            <w:r>
-              <w:rPr>
-                <w:sz w:val="24"/>
-                <w:szCs w:val="24"/>
-                <w:lang w:val="pt-BR"/>
-              </w:rPr>
-              <w:t>uma melhor</w:t>
-            </w:r>
-            <w:r>
-              <w:rPr>
-                <w:sz w:val="24"/>
-                <w:szCs w:val="24"/>
-                <w:lang w:val="pt-BR"/>
-              </w:rPr>
-              <w:t xml:space="preserve"> comunicação com os clientes</w:t>
-            </w:r>
-            <w:r>
-              <w:rPr>
-                <w:sz w:val="24"/>
-                <w:szCs w:val="24"/>
-                <w:lang w:val="pt-BR"/>
-              </w:rPr>
-              <w:t xml:space="preserve"> e equipe da empresa</w:t>
-            </w:r>
-            <w:r>
-              <w:rPr>
-                <w:sz w:val="24"/>
-                <w:szCs w:val="24"/>
-                <w:lang w:val="pt-BR"/>
-              </w:rPr>
-              <w:t xml:space="preserve">, </w:t>
-            </w:r>
-            <w:r>
-              <w:rPr>
-                <w:sz w:val="24"/>
-                <w:szCs w:val="24"/>
-                <w:lang w:val="pt-BR"/>
-              </w:rPr>
-              <w:t xml:space="preserve">entendimento na </w:t>
-            </w:r>
-            <w:r>
-              <w:rPr>
-                <w:sz w:val="24"/>
-                <w:szCs w:val="24"/>
-                <w:lang w:val="pt-BR"/>
-              </w:rPr>
-              <w:t xml:space="preserve">elaboração de análises </w:t>
-            </w:r>
-            <w:r>
-              <w:rPr>
-                <w:sz w:val="24"/>
-                <w:szCs w:val="24"/>
-                <w:lang w:val="pt-BR"/>
-              </w:rPr>
-              <w:t>de chamados</w:t>
-            </w:r>
-            <w:r>
-              <w:rPr>
-                <w:sz w:val="24"/>
-                <w:szCs w:val="24"/>
-                <w:lang w:val="pt-BR"/>
-              </w:rPr>
-              <w:t xml:space="preserve"> e direcionamento na correçã</w:t>
-            </w:r>
-            <w:r>
-              <w:rPr>
-                <w:sz w:val="24"/>
-                <w:szCs w:val="24"/>
-                <w:lang w:val="pt-BR"/>
-              </w:rPr>
-              <w:t>o</w:t>
-            </w:r>
-            <w:r>
-              <w:rPr>
-                <w:sz w:val="24"/>
-                <w:szCs w:val="24"/>
-                <w:lang w:val="pt-BR"/>
-              </w:rPr>
-              <w:t xml:space="preserve"> de </w:t>
-            </w:r>
-            <w:r>
-              <w:rPr>
-                <w:sz w:val="24"/>
-                <w:szCs w:val="24"/>
-                <w:lang w:val="pt-BR"/>
-              </w:rPr>
-              <w:t>erros</w:t>
-            </w:r>
-            <w:r>
-              <w:rPr>
-                <w:sz w:val="24"/>
-                <w:szCs w:val="24"/>
-                <w:lang w:val="pt-BR"/>
-              </w:rPr>
-              <w:t>.</w:t>
+                <w:noProof/>
+                <w:sz w:val="24"/>
+                <w:szCs w:val="24"/>
+                <w:lang w:val="pt-BR"/>
+              </w:rPr>
+              <w:t>Contribuiu para a obtenção de uma melhor comunicação com os clientes e equipe da empresa, entendimento na elaboração de análises de chamados e direcionamento na correção de erros.</w:t>
             </w:r>
             <w:r>
               <w:rPr>
@@ -2500,27 +2436,12 @@
             </w:r>
             <w:r>
               <w:rPr>
-                <w:sz w:val="24"/>
-                <w:szCs w:val="24"/>
-                <w:lang w:val="pt-BR"/>
-              </w:rPr>
-              <w:t>Prestar suporte</w:t>
-            </w:r>
-            <w:r>
-              <w:rPr>
-                <w:sz w:val="24"/>
-                <w:szCs w:val="24"/>
-                <w:lang w:val="pt-BR"/>
-              </w:rPr>
-              <w:t xml:space="preserve"> </w:t>
-            </w:r>
-            <w:r>
-              <w:rPr>
-                <w:sz w:val="24"/>
-                <w:szCs w:val="24"/>
-                <w:lang w:val="pt-BR"/>
-              </w:rPr>
-              <w:t>do sistema com os clientes</w:t>
+                <w:noProof/>
+                <w:sz w:val="24"/>
+                <w:szCs w:val="24"/>
+                <w:lang w:val="pt-BR"/>
+              </w:rPr>
+              <w:t>Prestar suporte do sistema com os clientes</w:t>
             </w:r>
             <w:r>
               <w:rPr>
@@ -2588,59 +2509,12 @@
             </w:r>
             <w:r>
               <w:rPr>
-                <w:sz w:val="24"/>
-                <w:szCs w:val="24"/>
-                <w:lang w:val="pt-BR"/>
-              </w:rPr>
-              <w:t>C</w:t>
-            </w:r>
-            <w:r>
-              <w:rPr>
-                <w:sz w:val="24"/>
-                <w:szCs w:val="24"/>
-                <w:lang w:val="pt-BR"/>
-              </w:rPr>
-              <w:t>omunicação e expressão I e II</w:t>
-            </w:r>
-            <w:r>
-              <w:rPr>
-                <w:sz w:val="24"/>
-                <w:szCs w:val="24"/>
-                <w:lang w:val="pt-BR"/>
-              </w:rPr>
-              <w:t> </w:t>
-            </w:r>
-            <w:r>
-              <w:rPr>
-                <w:sz w:val="24"/>
-                <w:szCs w:val="24"/>
-                <w:lang w:val="pt-BR"/>
-              </w:rPr>
-              <w:t> </w:t>
-            </w:r>
-            <w:r>
-              <w:rPr>
-                <w:sz w:val="24"/>
-                <w:szCs w:val="24"/>
-                <w:lang w:val="pt-BR"/>
-              </w:rPr>
-              <w:t> </w:t>
-            </w:r>
-            <w:r>
-              <w:rPr>
-                <w:sz w:val="24"/>
-                <w:szCs w:val="24"/>
-                <w:lang w:val="pt-BR"/>
-              </w:rPr>
-              <w:t> </w:t>
-            </w:r>
-            <w:r>
-              <w:rPr>
-                <w:sz w:val="24"/>
-                <w:szCs w:val="24"/>
-                <w:lang w:val="pt-BR"/>
-              </w:rPr>
-              <w:t> </w:t>
+                <w:noProof/>
+                <w:sz w:val="24"/>
+                <w:szCs w:val="24"/>
+                <w:lang w:val="pt-BR"/>
+              </w:rPr>
+              <w:t xml:space="preserve">Comunicação e expressão I e II     </w:t>
             </w:r>
             <w:r>
               <w:rPr>
@@ -2713,11 +2587,12 @@
             </w:r>
             <w:r>
               <w:rPr>
-                <w:sz w:val="24"/>
-                <w:szCs w:val="24"/>
-                <w:lang w:val="pt-BR"/>
-              </w:rPr>
-              <w:t>Análise de chamados e sugestões de melhorias</w:t>
+                <w:noProof/>
+                <w:sz w:val="24"/>
+                <w:szCs w:val="24"/>
+                <w:lang w:val="pt-BR"/>
+              </w:rPr>
+              <w:t>Análise de chamados e sugestões de melhoria</w:t>
             </w:r>
             <w:r>
               <w:rPr>
@@ -2739,6 +2614,7 @@
             <w:pPr>
               <w:spacing w:line="200" w:lineRule="exact"/>
               <w:rPr>
+                <w:noProof/>
                 <w:sz w:val="24"/>
                 <w:szCs w:val="24"/>
                 <w:lang w:val="pt-BR"/>
@@ -2785,6 +2661,7 @@
             </w:r>
             <w:r>
               <w:rPr>
+                <w:noProof/>
                 <w:sz w:val="24"/>
                 <w:szCs w:val="24"/>
                 <w:lang w:val="pt-BR"/>
@@ -2796,6 +2673,7 @@
             <w:pPr>
               <w:spacing w:line="200" w:lineRule="exact"/>
               <w:rPr>
+                <w:noProof/>
                 <w:sz w:val="24"/>
                 <w:szCs w:val="24"/>
                 <w:lang w:val="pt-BR"/>
@@ -2814,32 +2692,13 @@
             </w:pPr>
             <w:r>
               <w:rPr>
-                <w:sz w:val="24"/>
-                <w:szCs w:val="24"/>
-                <w:lang w:val="pt-BR"/>
-              </w:rPr>
-              <w:t>Q</w:t>
-            </w:r>
-            <w:r>
-              <w:rPr>
-                <w:noProof/>
-                <w:sz w:val="24"/>
-                <w:szCs w:val="24"/>
-                <w:lang w:val="pt-BR"/>
-              </w:rPr>
-              <w:t>ualidade de software</w:t>
-            </w:r>
-          </w:p>
-          <w:p>
-            <w:pPr>
-              <w:spacing w:line="200" w:lineRule="exact"/>
-              <w:rPr>
-                <w:noProof/>
-                <w:sz w:val="24"/>
-                <w:szCs w:val="24"/>
-                <w:lang w:val="pt-BR"/>
-              </w:rPr>
-            </w:pPr>
+                <w:noProof/>
+                <w:sz w:val="24"/>
+                <w:szCs w:val="24"/>
+                <w:lang w:val="pt-BR"/>
+              </w:rPr>
+              <w:t>Qualidade de software</w:t>
+            </w:r>
           </w:p>
           <w:p>
             <w:pPr>
@@ -2926,25 +2785,7 @@
                 <w:szCs w:val="24"/>
                 <w:lang w:val="pt-BR"/>
               </w:rPr>
-              <w:t xml:space="preserve">Correção de </w:t>
-            </w:r>
-            <w:r>
-              <w:rPr>
-                <w:noProof/>
-                <w:sz w:val="24"/>
-                <w:szCs w:val="24"/>
-                <w:lang w:val="pt-BR"/>
-              </w:rPr>
-              <w:t>erros</w:t>
-            </w:r>
-            <w:r>
-              <w:rPr>
-                <w:noProof/>
-                <w:sz w:val="24"/>
-                <w:szCs w:val="24"/>
-                <w:lang w:val="pt-BR"/>
-              </w:rPr>
-              <w:t xml:space="preserve"> e consultas em Bancos de Dados</w:t>
+              <w:t>Correção de erros e consultas em Bancos de Dados</w:t>
             </w:r>
             <w:r>
               <w:rPr>
@@ -2964,7 +2805,6 @@
           </w:tcPr>
           <w:p>
             <w:pPr>
-              <w:spacing w:line="200" w:lineRule="exact"/>
               <w:rPr>
                 <w:noProof/>
                 <w:sz w:val="24"/>
@@ -3020,17 +2860,6 @@
               </w:rPr>
               <w:t>Banco de Dados I e II</w:t>
             </w:r>
-          </w:p>
-          <w:p>
-            <w:pPr>
-              <w:spacing w:line="200" w:lineRule="exact"/>
-              <w:rPr>
-                <w:noProof/>
-                <w:sz w:val="24"/>
-                <w:szCs w:val="24"/>
-                <w:lang w:val="pt-BR"/>
-              </w:rPr>
-            </w:pPr>
           </w:p>
           <w:p>
             <w:pPr>
@@ -4543,7 +4372,7 @@
       </w:pPr>
     </w:p>
     <w:sectPr>
-      <w:footerReference w:type="default" r:id="rId8"/>
+      <w:footerReference w:type="default" r:id="rId9"/>
       <w:pgSz w:w="11920" w:h="16840"/>
       <w:pgMar w:top="720" w:right="280" w:bottom="1200" w:left="993" w:header="0" w:footer="0" w:gutter="0"/>
       <w:cols w:space="720"/>
@@ -5198,22 +5027,22 @@
       </w:pPr>
     </w:lvl>
   </w:abstractNum>
-  <w:num w:numId="1" w16cid:durableId="350375721">
+  <w:num w:numId="1" w16cid:durableId="1112431946">
     <w:abstractNumId w:val="0"/>
   </w:num>
-  <w:num w:numId="2" w16cid:durableId="1532914871">
+  <w:num w:numId="2" w16cid:durableId="1352293495">
     <w:abstractNumId w:val="4"/>
   </w:num>
-  <w:num w:numId="3" w16cid:durableId="1570384217">
+  <w:num w:numId="3" w16cid:durableId="313687228">
     <w:abstractNumId w:val="5"/>
   </w:num>
-  <w:num w:numId="4" w16cid:durableId="1388144730">
+  <w:num w:numId="4" w16cid:durableId="1661276200">
     <w:abstractNumId w:val="2"/>
   </w:num>
-  <w:num w:numId="5" w16cid:durableId="1948809254">
+  <w:num w:numId="5" w16cid:durableId="1831677035">
     <w:abstractNumId w:val="1"/>
   </w:num>
-  <w:num w:numId="6" w16cid:durableId="833297100">
+  <w:num w:numId="6" w16cid:durableId="1761220060">
     <w:abstractNumId w:val="3"/>
   </w:num>
 </w:numbering>
